--- a/docs/RydeResolve_Submission_Draft.docx
+++ b/docs/RydeResolve_Submission_Draft.docx
@@ -3029,7 +3029,7 @@
     <w:p>
       <w:r>
         <w:rPr/>
-        <w:t xml:space="preserve">Every change was measured end to end against answer keys (scripts/eval.py) and logged as a numbered design decision (docs/08, D1–D31). The table shows the main steps since the first baseline.</w:t>
+        <w:t>Every change was measured end to end against answer keys (scripts/eval.py) and logged as a numbered design decision (docs/08, D1–D41). The table shows the main steps since the first baseline.</w:t>
       </w:r>
     </w:p>
     <w:tbl>
@@ -3304,11 +3304,7 @@
         <w:rPr>
           <w:b/>
         </w:rPr>
-        <w:t xml:space="preserve">Business value</w:t>
-      </w:r>
-      <w:r>
-        <w:rPr/>
-        <w:t xml:space="preserve"> — latest complete run on merged code (D20, run 20261005-171730, 37 cases, Cerebras gpt-oss-120b): verdict 35/37 (94.6%), refund 27/29, classification 100%, P0 and missing-data escalation 100%, refund cap and citation validity 100%, Hit@3 36/37, 0 failed runs; about US$0.011 and 26.6k tokens per dispute. Both misses went to a person. Adaptive-triage version (run 20261009-164028, 38 cases): verdict 35/38 (92.1%), refund 28/31, P0 1/1, missing-data escalation 5/5, injection 3/3, paraphrase 4/4, 0 failed runs, about 28.2k tokens and US$0.012 per case; all three misses went to a person. The sealed set, run once before submission, gives the generalisation number.</w:t>
+        <w:t>Business value — latest results on the submission candidate (Cerebras gpt-oss-120b, one run per case): 38 dev and held-out cases 33/38 with 0 wrong payouts; 20 fresh cases written blind by a Sonnet subagent 16/20 with 0 wrong payouts; sealed set run once 16/23 with one wrong payout (S$8.00, SA-08; docs/08 D41).</w:t>
       </w:r>
     </w:p>
     <w:p>
@@ -3319,10 +3315,7 @@
         <w:rPr>
           <w:b/>
         </w:rPr>
-        <w:t xml:space="preserve">CodeBuddy / WorkBuddy proof:</w:t>
-      </w:r>
-      <w:r>
-        <w:t xml:space="preserve"> 28 screenshots (01–28) in “proof of usage of codebuddy”, covering research, design debates, debugging and evaluation; the full set is on branch experiment/step3b-fixes and still has to be merged into main (main has 01–04).</w:t>
+        <w:t>CodeBuddy / WorkBuddy proof: all 28 screenshots (01–28) are now in “proof of usage of codebuddy” on the submission branch.</w:t>
       </w:r>
     </w:p>
     <w:p>
@@ -3333,10 +3326,7 @@
         <w:rPr>
           <w:b/>
         </w:rPr>
-        <w:t xml:space="preserve">Tencent Cloud:</w:t>
-      </w:r>
-      <w:r>
-        <w:t xml:space="preserve"> the Tencent ADP policy assistant (Hunyuan) answers policy Q&amp;A over the official files; a Tencent Lighthouse server in Singapore (2 vCPU, 2 GB) is ready for the demo. Open: deploy, and test ADP Hunyuan as an independent second-model auditor.</w:t>
+        <w:t>Tencent Cloud: the Tencent ADP policy assistant (Hunyuan) answers policy Q&amp;A for the human review desk; the Tencent Lighthouse server in Singapore has the code, dependencies and environment installed; the last step (service + Caddy, deploy/README.md) is run by the team.</w:t>
       </w:r>
     </w:p>
     <w:p>
@@ -3347,10 +3337,7 @@
         <w:rPr>
           <w:b/>
         </w:rPr>
-        <w:t xml:space="preserve">README:</w:t>
-      </w:r>
-      <w:r>
-        <w:t xml:space="preserve"> last updated 2026-10-05; add the Fraud agent, Safety tiers, triage and the final evaluation.</w:t>
+        <w:t>README: updated 2026-10-12 with the code Judge, rule checks and all three evaluation results.</w:t>
       </w:r>
     </w:p>
     <w:p>
@@ -3358,7 +3345,7 @@
         <w:pStyle w:val="ListBullet"/>
       </w:pPr>
       <w:r>
-        <w:t xml:space="preserve">Figures 1 and 2 predate the Fraud agent, Safety agent and triage; redraw before submission.</w:t>
+        <w:t>Figure 2 (docs/architecture.png) updated 2026-10-12: Fraud agent built, rule checks, code Judge. Figure 1 (dispute lifecycle) still predates the code Judge.</w:t>
       </w:r>
     </w:p>
     <w:p>
@@ -3369,10 +3356,7 @@
         <w:rPr>
           <w:b/>
         </w:rPr>
-        <w:t xml:space="preserve">Sealed set:</w:t>
-      </w:r>
-      <w:r>
-        <w:t xml:space="preserve"> delete SA-04, generate the remaining cases, blind-audit the answer keys, run once on the submitted version.</w:t>
+        <w:t>Sealed set: run once on 2026-10-12 (23 cases, SA-04 dropped): 16/23. Not used for any fix.</w:t>
       </w:r>
     </w:p>
     <w:p>

--- a/docs/RydeResolve_Submission_Draft.docx
+++ b/docs/RydeResolve_Submission_Draft.docx
@@ -56,10 +56,7 @@
         <w:rPr>
           <w:b/>
         </w:rPr>
-        <w:t xml:space="preserve">Project Description: </w:t>
-      </w:r>
-      <w:r>
-        <w:t>Fair, explainable ride-dispute rulings in minutes, not days.</w:t>
+        <w:t>Blurb: Fair, explainable ride-dispute rulings in minutes, not days.</w:t>
       </w:r>
     </w:p>
     <w:p>
@@ -1432,7 +1429,7 @@
     </w:p>
     <w:p>
       <w:r>
-        <w:t xml:space="preserve">A dispute is resolved automatically only when two independent checks agree: the Judge is confident and the Fairness audit finds no problem. Triage decides how much process each case gets, and a Safety agent decides how a safety report is handled. Everything else goes to a person, with the case already built.</w:t>
+        <w:t>A dispute is resolved automatically only when three independent checks agree: the Judge rules with confidence, the code Judge confirms that every fact the ruling turns on is verified on a record nothing contradicts and that any refund is arithmetic on record figures, and the Fairness audit finds no problem. Triage decides how much process each case gets, and a Safety agent decides how a safety report is handled. Everything else goes to a person, with the case already built.</w:t>
       </w:r>
     </w:p>
     <w:p>
@@ -2019,7 +2016,7 @@
     </w:p>
     <w:p>
       <w:r>
-        <w:t xml:space="preserve">Ten specialised agents and two code-only steps (Case Brief and triage) run as one LangGraph state graph behind a FastAPI service; every step streams live to the dashboard and is kept as an audit trail.</w:t>
+        <w:t>Ten specialised agents and three code-only steps (Case Brief, triage and the code Judge) run as one LangGraph state graph behind a FastAPI service; every step streams live to the dashboard and is kept as an audit trail.</w:t>
       </w:r>
     </w:p>
     <w:p>
@@ -2343,6 +2340,24 @@
       </w:r>
       <w:r>
         <w:t xml:space="preserve"> — the Judge may only cite policy clauses that were actually retrieved or rules defined in the case's own policy; anything else is stripped and the case is sent for review.</w:t>
+      </w:r>
+    </w:p>
+    <w:p>
+      <w:pPr>
+        <w:pStyle w:val="ListBullet"/>
+      </w:pPr>
+      <w:r>
+        <w:rPr/>
+        <w:t>Code Judge — the Judge must name the facts its ruling turns on, each with its record, and give any refund as plain arithmetic. Code checks that each fact is verified on a record no conflict or gap questions, and that every number in the refund comes from the platform records. A failing draft goes back once; a second failure, or a second draft that just drops the record that was blocked, goes to a person (D38, D42).</w:t>
+      </w:r>
+    </w:p>
+    <w:p>
+      <w:pPr>
+        <w:pStyle w:val="ListBullet"/>
+      </w:pPr>
+      <w:r>
+        <w:rPr/>
+        <w:t>Rule checks in code — time rules (no-show wait, free cancellation window, driver delay) are measured from the records and given to the Judge as MET / NOT MET, so the model never does time arithmetic.</w:t>
       </w:r>
     </w:p>
     <w:p>
@@ -2919,7 +2934,7 @@
               <w:rPr>
                 <w:sz w:val="18"/>
               </w:rPr>
-              <w:t>Weigh both cases and the policy result; cite retrieved clauses</w:t>
+              <w:t>Weigh both cases and the policy result; cite retrieved clauses; this trip's own rules come before help-centre text; list the decisive facts with their records and status; give the refund as arithmetic on record figures</w:t>
             </w:r>
           </w:p>
         </w:tc>
@@ -2932,7 +2947,7 @@
               <w:rPr>
                 <w:sz w:val="18"/>
               </w:rPr>
-              <w:t>verdict, confidence, refund, compensation, driver penalty, rationale, policy refs, escalation flags</w:t>
+              <w:t>verdict, confidence, refund, refund calculation, decisive facts, compensation, driver penalty, rationale, policy refs, escalation flags</w:t>
             </w:r>
           </w:p>
         </w:tc>
@@ -3012,10 +3027,7 @@
         <w:rPr>
           <w:b/>
         </w:rPr>
-        <w:t xml:space="preserve">What code does with the answer: </w:t>
-      </w:r>
-      <w:r>
-        <w:t>parses it into typed models, drops any policy citation that was not retrieved, applies the confidence thresholds, and records the prompt, response and token count in the trace.</w:t>
+        <w:t>What code does with the answer: parses it into typed models, drops any policy citation that was not retrieved, checks the Judge's decisive facts and refund arithmetic against the records (code Judge), applies the confidence thresholds, and records the prompt, response and token count in the trace.</w:t>
       </w:r>
     </w:p>
     <w:p>
@@ -3029,7 +3041,7 @@
     <w:p>
       <w:r>
         <w:rPr/>
-        <w:t>Every change was measured end to end against answer keys (scripts/eval.py) and logged as a numbered design decision (docs/08, D1–D41). The table shows the main steps since the first baseline.</w:t>
+        <w:t>Every change was measured end to end against answer keys (scripts/eval.py) and logged as a numbered design decision (docs/08, D1–D43). The table shows the main steps since the first baseline.</w:t>
       </w:r>
     </w:p>
     <w:tbl>
@@ -3270,6 +3282,138 @@
                 <w:sz w:val="19"/>
               </w:rPr>
               <w:t xml:space="preserve">run 20261009-164028: 35/38 (92.1%); 34/37 on the cases shared with D20 (D20: 35/37) at +6% tokens; no wrong ruling executed</w:t>
+            </w:r>
+          </w:p>
+        </w:tc>
+      </w:tr>
+      <w:tr>
+        <w:trPr>
+          <w:jc w:val="center"/>
+        </w:trPr>
+        <w:tc>
+          <w:tcPr>
+            <w:tcW w:w="4873" w:type="dxa"/>
+            <w:shd w:val="clear" w:color="auto" w:fill="E8EEF7"/>
+          </w:tcPr>
+          <w:p>
+            <w:r>
+              <w:rPr>
+                <w:sz w:val="19"/>
+              </w:rPr>
+              <w:t>Code Judge: decisive facts and refund arithmetic checked in code (11/10, D34–D38)</w:t>
+            </w:r>
+          </w:p>
+        </w:tc>
+        <w:tc>
+          <w:tcPr>
+            <w:tcW w:w="4873" w:type="dxa"/>
+            <w:shd w:val="clear" w:color="auto" w:fill="E8EEF7"/>
+          </w:tcPr>
+          <w:p>
+            <w:r>
+              <w:rPr>
+                <w:sz w:val="19"/>
+              </w:rPr>
+              <w:t>38 dev + held-out cases: 33/38 with 0 wrong payouts (before: 34/38 with 1 wrong payout)</w:t>
+            </w:r>
+          </w:p>
+        </w:tc>
+      </w:tr>
+      <w:tr>
+        <w:trPr>
+          <w:jc w:val="center"/>
+        </w:trPr>
+        <w:tc>
+          <w:tcPr>
+            <w:tcW w:w="4873" w:type="dxa"/>
+            <w:shd w:val="clear" w:color="auto" w:fill="E8EEF7"/>
+          </w:tcPr>
+          <w:p>
+            <w:r>
+              <w:rPr>
+                <w:sz w:val="19"/>
+              </w:rPr>
+              <w:t>Rule checks, absence rule, fresh blind set by another model (12/10, D39–D40)</w:t>
+            </w:r>
+          </w:p>
+        </w:tc>
+        <w:tc>
+          <w:tcPr>
+            <w:tcW w:w="4873" w:type="dxa"/>
+            <w:shd w:val="clear" w:color="auto" w:fill="E8EEF7"/>
+          </w:tcPr>
+          <w:p>
+            <w:r>
+              <w:rPr>
+                <w:sz w:val="19"/>
+              </w:rPr>
+              <w:t>20 fresh cases nobody had tuned against: 16/20, 0 wrong payouts; a harassment report the safety scan missed was fixed</w:t>
+            </w:r>
+          </w:p>
+        </w:tc>
+      </w:tr>
+      <w:tr>
+        <w:trPr>
+          <w:jc w:val="center"/>
+        </w:trPr>
+        <w:tc>
+          <w:tcPr>
+            <w:tcW w:w="4873" w:type="dxa"/>
+            <w:shd w:val="clear" w:color="auto" w:fill="E8EEF7"/>
+          </w:tcPr>
+          <w:p>
+            <w:r>
+              <w:rPr>
+                <w:sz w:val="19"/>
+              </w:rPr>
+              <w:t>Sealed set, run once, never used for a fix (12/10, D41)</w:t>
+            </w:r>
+          </w:p>
+        </w:tc>
+        <w:tc>
+          <w:tcPr>
+            <w:tcW w:w="4873" w:type="dxa"/>
+            <w:shd w:val="clear" w:color="auto" w:fill="E8EEF7"/>
+          </w:tcPr>
+          <w:p>
+            <w:r>
+              <w:rPr>
+                <w:sz w:val="19"/>
+              </w:rPr>
+              <w:t>16/23 with 1 wrong payout (S$8.00): on remand the Judge dropped the record that had blocked it</w:t>
+            </w:r>
+          </w:p>
+        </w:tc>
+      </w:tr>
+      <w:tr>
+        <w:trPr>
+          <w:jc w:val="center"/>
+        </w:trPr>
+        <w:tc>
+          <w:tcPr>
+            <w:tcW w:w="4873" w:type="dxa"/>
+            <w:shd w:val="clear" w:color="auto" w:fill="E8EEF7"/>
+          </w:tcPr>
+          <w:p>
+            <w:r>
+              <w:rPr>
+                <w:sz w:val="19"/>
+              </w:rPr>
+              <w:t>Remand loophole closed; a second fresh set written after the fix (12/10, D42)</w:t>
+            </w:r>
+          </w:p>
+        </w:tc>
+        <w:tc>
+          <w:tcPr>
+            <w:tcW w:w="4873" w:type="dxa"/>
+            <w:shd w:val="clear" w:color="auto" w:fill="E8EEF7"/>
+          </w:tcPr>
+          <w:p>
+            <w:r>
+              <w:rPr>
+                <w:sz w:val="19"/>
+              </w:rPr>
+              <w:t>13/20 with 1 wrong payout (a rule's wording misread); the fix stopped one payout live (F2-17)</w:t>
             </w:r>
           </w:p>
         </w:tc>
@@ -3293,7 +3437,76 @@
         <w:pStyle w:val="Heading1"/>
       </w:pPr>
       <w:r>
-        <w:t xml:space="preserve">9. Open items</w:t>
+        <w:rPr/>
+        <w:t>9. Business value</w:t>
+      </w:r>
+    </w:p>
+    <w:p>
+      <w:r>
+        <w:rPr/>
+        <w:t>Measured on 101 evaluation runs across four test sets with known answers (Cerebras gpt-oss-120b, one run per case, 12/10/2026). The answer keys were written before the runs; two of the sets were written blind by another model and one was never used for any fix.</w:t>
+      </w:r>
+    </w:p>
+    <w:p>
+      <w:pPr>
+        <w:pStyle w:val="ListBullet"/>
+      </w:pPr>
+      <w:r>
+        <w:rPr/>
+        <w:t>Speed — about 98 seconds per dispute on average (99 runs that went through the full pipeline), against the 24–72 hours of a manual review today. Safety reports reach a person in under a second.</w:t>
+      </w:r>
+    </w:p>
+    <w:p>
+      <w:pPr>
+        <w:pStyle w:val="ListBullet"/>
+      </w:pPr>
+      <w:r>
+        <w:rPr/>
+        <w:t>Automation — 67 of the 82 standard disputes (82%) were closed with no human. The rest reached a person with the case already built: evidence, both sides' arguments, the draft ruling and the reason it was stopped.</w:t>
+      </w:r>
+    </w:p>
+    <w:p>
+      <w:pPr>
+        <w:pStyle w:val="ListBullet"/>
+      </w:pPr>
+      <w:r>
+        <w:rPr/>
+        <w:t>Money safety — 78 of 101 rulings correct overall; 2 wrong payouts of S$8.00 each in 101 runs (0 on the 38-case and first fresh sets). Every other miss was a hand-off to a person, which costs review time, not money.</w:t>
+      </w:r>
+    </w:p>
+    <w:p>
+      <w:pPr>
+        <w:pStyle w:val="ListBullet"/>
+      </w:pPr>
+      <w:r>
+        <w:rPr/>
+        <w:t>Consistency — time rules and refund amounts are computed by code from the records, so the same facts give the same figures whoever reviews the case.</w:t>
+      </w:r>
+    </w:p>
+    <w:p>
+      <w:pPr>
+        <w:pStyle w:val="ListBullet"/>
+      </w:pPr>
+      <w:r>
+        <w:rPr/>
+        <w:t>Cost — about 29,000 tokens per dispute, roughly US$0.01–0.02 at Cerebras list prices for gpt-oss-120b (US$0.35 in / US$0.75 out per million tokens).</w:t>
+      </w:r>
+    </w:p>
+    <w:p>
+      <w:pPr>
+        <w:pStyle w:val="ListBullet"/>
+      </w:pPr>
+      <w:r>
+        <w:rPr/>
+        <w:t>Scale (illustration, not a Ryde figure) — at 1,000 disputes a day, 82% automation removes the manual first read from about 820 tickets a day; if a manual review takes 15 minutes, that is about 205 agent-hours a day, while the remaining cases arrive with the case already built.</w:t>
+      </w:r>
+    </w:p>
+    <w:p>
+      <w:pPr>
+        <w:pStyle w:val="Heading1"/>
+      </w:pPr>
+      <w:r>
+        <w:t>10. Open items</w:t>
       </w:r>
     </w:p>
     <w:p>
@@ -3304,7 +3517,7 @@
         <w:rPr>
           <w:b/>
         </w:rPr>
-        <w:t>Business value — latest results on the submission candidate (Cerebras gpt-oss-120b, one run per case): 38 dev and held-out cases 33/38 with 0 wrong payouts; 20 fresh cases written blind by a Sonnet subagent 16/20 with 0 wrong payouts; sealed set run once 16/23 with one wrong payout (S$8.00, SA-08; docs/08 D41).</w:t>
+        <w:t>Results: see Section 9 and README (four sets, D38–D42). Known open misses: F2-01 (a rule's wording misread, one wrong payout) and SL-14 (wrong rule applied); not fixed before submission.</w:t>
       </w:r>
     </w:p>
     <w:p>
@@ -3326,7 +3539,7 @@
         <w:rPr>
           <w:b/>
         </w:rPr>
-        <w:t>Tencent Cloud: the Tencent ADP policy assistant (Hunyuan) answers policy Q&amp;A for the human review desk; the Tencent Lighthouse server in Singapore has the code, dependencies and environment installed; the last step (service + Caddy, deploy/README.md) is run by the team.</w:t>
+        <w:t>Tencent Cloud: the Tencent ADP policy assistant (Hunyuan) answers policy Q&amp;A for the human review desk; the site is live on a Tencent Lighthouse server in Singapore at http://43.134.17.192 (access code required; demo code given to judges).</w:t>
       </w:r>
     </w:p>
     <w:p>
@@ -3337,7 +3550,7 @@
         <w:rPr>
           <w:b/>
         </w:rPr>
-        <w:t>README: updated 2026-10-12 with the code Judge, rule checks and all three evaluation results.</w:t>
+        <w:t>README: updated 2026-10-13 with all four evaluation results, the remand fix (D42) and the precedent design note (D43).</w:t>
       </w:r>
     </w:p>
     <w:p>
@@ -3356,7 +3569,7 @@
         <w:rPr>
           <w:b/>
         </w:rPr>
-        <w:t>Sealed set: run once on 2026-10-12 (23 cases, SA-04 dropped): 16/23. Not used for any fix.</w:t>
+        <w:t>Sealed set: run once on 2026-10-12 (23 cases, SA-04 dropped): 16/23, not used for any fix. The loophole it exposed was closed afterwards (D42) and checked on a new blind set (13/20).</w:t>
       </w:r>
     </w:p>
     <w:p>
@@ -3364,7 +3577,7 @@
         <w:pStyle w:val="ListBullet"/>
       </w:pPr>
       <w:r>
-        <w:t>Cover image 16:9 (380 × 216), optional live demo URL (bonus points), optional 5–8 minute demo video.</w:t>
+        <w:t>Still to do: cover image 16:9 (380 × 216), optional 5–8 minute demo video (script in docs/DEMO_SCRIPT.md). Live demo URL: done.</w:t>
       </w:r>
     </w:p>
     <w:p>

--- a/docs/RydeResolve_Submission_Draft.docx
+++ b/docs/RydeResolve_Submission_Draft.docx
@@ -1015,7 +1015,7 @@
     </w:p>
     <w:p>
       <w:r>
-        <w:t>Each dispute arrives as one case file: the ticket plus six structured evidence sources, all text or numbers — exactly the MVP evidence the challenge names. No images are required; photos appear only as upload events.</w:t>
+        <w:t>Each dispute arrives as one case file: the ticket plus six structured evidence sources, all text or numbers — exactly the MVP evidence the challenge names. Photos are optional: a cleaning or damage claim can carry photos, which code and a vision model check (Section 6). Cases can also be built or copied in the dashboard's case editor.</w:t>
       </w:r>
     </w:p>
     <w:tbl>
@@ -1392,6 +1392,50 @@
                 <w:sz w:val="18"/>
               </w:rPr>
               <w:t>The exact thresholds the ruling applies</w:t>
+            </w:r>
+          </w:p>
+        </w:tc>
+      </w:tr>
+      <w:tr>
+        <w:trPr>
+          <w:jc w:val="center"/>
+        </w:trPr>
+        <w:tc>
+          <w:tcPr>
+            <w:tcW w:w="3249" w:type="dxa"/>
+          </w:tcPr>
+          <w:p>
+            <w:r>
+              <w:rPr>
+                <w:sz w:val="18"/>
+              </w:rPr>
+              <w:t>Photos (optional)</w:t>
+            </w:r>
+          </w:p>
+        </w:tc>
+        <w:tc>
+          <w:tcPr>
+            <w:tcW w:w="3249" w:type="dxa"/>
+          </w:tcPr>
+          <w:p>
+            <w:r>
+              <w:rPr>
+                <w:sz w:val="18"/>
+              </w:rPr>
+              <w:t>image file, uploaded by (rider / driver), upload time, caption; the file's own capture time, GPS and software tags</w:t>
+            </w:r>
+          </w:p>
+        </w:tc>
+        <w:tc>
+          <w:tcPr>
+            <w:tcW w:w="3249" w:type="dxa"/>
+          </w:tcPr>
+          <w:p>
+            <w:r>
+              <w:rPr>
+                <w:sz w:val="18"/>
+              </w:rPr>
+              <w:t>Whether a mess photo was taken on this trip, near the drop-off, unedited, not reused, and shows what is claimed</w:t>
             </w:r>
           </w:p>
         </w:tc>
@@ -2016,7 +2060,7 @@
     </w:p>
     <w:p>
       <w:r>
-        <w:t>Ten specialised agents and three code-only steps (Case Brief, triage and the code Judge) run as one LangGraph state graph behind a FastAPI service; every step streams live to the dashboard and is kept as an audit trail.</w:t>
+        <w:t>Ten specialised agents plus an image analyst for photos, and three code-only steps (Case Brief, triage and the code Judge) run as one LangGraph state graph behind a FastAPI service; every step streams live to the dashboard and is kept as an audit trail.</w:t>
       </w:r>
     </w:p>
     <w:p>
@@ -2027,7 +2071,7 @@
         <w:lastRenderedPageBreak/>
         <w:drawing>
           <wp:inline distT="0" distB="0" distL="0" distR="0" wp14:anchorId="4FCF6FB0" wp14:editId="63FC98B0">
-            <wp:extent cx="5760000" cy="4153263"/>
+            <wp:extent cx="5760000" cy="3349895"/>
             <wp:effectExtent l="0" t="0" r="0" b="0"/>
             <wp:docPr id="2" name="Picture 2"/>
             <wp:cNvGraphicFramePr>
@@ -2049,7 +2093,7 @@
                   <pic:spPr>
                     <a:xfrm>
                       <a:off x="0" y="0"/>
-                      <a:ext cx="5760000" cy="4153263"/>
+                      <a:ext cx="5760000" cy="3349895"/>
                     </a:xfrm>
                     <a:prstGeom prst="rect">
                       <a:avLst/>
@@ -2069,7 +2113,7 @@
           <w:color w:val="707070"/>
           <w:sz w:val="19"/>
         </w:rPr>
-        <w:t>Figure 2 — Technical architecture: 8 agents, 3 shared services</w:t>
+        <w:t>Figure 2 — Technical architecture (updated 14/10: photo evidence, doubted photo to a person, case editor)</w:t>
       </w:r>
     </w:p>
     <w:p>
@@ -2281,7 +2325,7 @@
               <w:rPr>
                 <w:sz w:val="19"/>
               </w:rPr>
-              <w:t>Web dashboard (HTML, CSS, JavaScript) showing each agent's turn, evidence and ruling</w:t>
+              <w:t>Web dashboard (HTML, CSS, JavaScript) showing each agent's turn, evidence, photos and ruling; a case editor to build or copy a case; a review desk for escalated cases</w:t>
             </w:r>
           </w:p>
         </w:tc>
@@ -2312,7 +2356,38 @@
               <w:rPr>
                 <w:sz w:val="19"/>
               </w:rPr>
-              <w:t xml:space="preserve">436 unit tests (no LLM calls); an evaluation runner scoring 38 labelled cases on verdict, refund, escalation, P0 recall, citation validity, retrieval Hit@3, consistency, paraphrase, counterfactual, injection, tokens, time and cost; each run folder records the commit it used</w:t>
+              <w:t>559 unit tests and 24 front-end tests (no LLM calls); an evaluation runner scoring 38 labelled cases on verdict, refund, escalation, P0 recall, citation validity, retrieval Hit@3, consistency, paraphrase, counterfactual, injection, tokens, time and cost; each run folder records the commit it used</w:t>
+            </w:r>
+          </w:p>
+        </w:tc>
+      </w:tr>
+      <w:tr>
+        <w:trPr>
+          <w:jc w:val="center"/>
+        </w:trPr>
+        <w:tc>
+          <w:tcPr>
+            <w:tcW w:w="4873" w:type="dxa"/>
+          </w:tcPr>
+          <w:p>
+            <w:r>
+              <w:rPr>
+                <w:sz w:val="19"/>
+              </w:rPr>
+              <w:t>Vision</w:t>
+            </w:r>
+          </w:p>
+        </w:tc>
+        <w:tc>
+          <w:tcPr>
+            <w:tcW w:w="4873" w:type="dxa"/>
+          </w:tcPr>
+          <w:p>
+            <w:r>
+              <w:rPr>
+                <w:sz w:val="19"/>
+              </w:rPr>
+              <w:t>qwen/qwen3.8-27b on Groq describes each photo; Pillow reads and writes photo EXIF (capture time, GPS, software)</w:t>
             </w:r>
           </w:p>
         </w:tc>
@@ -2349,6 +2424,15 @@
       <w:r>
         <w:rPr/>
         <w:t>Code Judge — the Judge must name the facts its ruling turns on, each with its record, and give any refund as plain arithmetic. Code checks that each fact is verified on a record no conflict or gap questions, and that every number in the refund comes from the platform records. A failing draft goes back once; a second failure, or a second draft that just drops the record that was blocked, goes to a person (D38, D42).</w:t>
+      </w:r>
+    </w:p>
+    <w:p>
+      <w:pPr>
+        <w:pStyle w:val="ListBullet"/>
+      </w:pPr>
+      <w:r>
+        <w:rPr/>
+        <w:t>Photo evidence — code reads each photo's capture time and GPS against the trip, any editing-software tag, and whether the same file appears in another case; a vision model says what the photo shows. Either can only raise a doubt, never approve money, and a doubted photo sends the case to a person whichever side the ruling would favour.</w:t>
       </w:r>
     </w:p>
     <w:p>
@@ -3009,6 +3093,63 @@
           </w:p>
         </w:tc>
       </w:tr>
+      <w:tr>
+        <w:trPr>
+          <w:jc w:val="center"/>
+        </w:trPr>
+        <w:tc>
+          <w:tcPr>
+            <w:tcW w:w="2436" w:type="dxa"/>
+          </w:tcPr>
+          <w:p>
+            <w:r>
+              <w:rPr>
+                <w:sz w:val="18"/>
+              </w:rPr>
+              <w:t>Image analyst</w:t>
+            </w:r>
+          </w:p>
+        </w:tc>
+        <w:tc>
+          <w:tcPr>
+            <w:tcW w:w="2436" w:type="dxa"/>
+          </w:tcPr>
+          <w:p>
+            <w:r>
+              <w:rPr>
+                <w:sz w:val="18"/>
+              </w:rPr>
+              <w:t>Describe one photo for a dispute (vision model)</w:t>
+            </w:r>
+          </w:p>
+        </w:tc>
+        <w:tc>
+          <w:tcPr>
+            <w:tcW w:w="2436" w:type="dxa"/>
+          </w:tcPr>
+          <w:p>
+            <w:r>
+              <w:rPr>
+                <w:sz w:val="18"/>
+              </w:rPr>
+              <w:t>Say what is visible, whether it matches the claim, and any sign of editing or generation; the description is the model's view and can only raise a doubt</w:t>
+            </w:r>
+          </w:p>
+        </w:tc>
+        <w:tc>
+          <w:tcPr>
+            <w:tcW w:w="2436" w:type="dxa"/>
+          </w:tcPr>
+          <w:p>
+            <w:r>
+              <w:rPr>
+                <w:sz w:val="18"/>
+              </w:rPr>
+              <w:t>scene, mess visible, mess type, matches claim, editing or generation signs, description</w:t>
+            </w:r>
+          </w:p>
+        </w:tc>
+      </w:tr>
     </w:tbl>
     <w:p/>
     <w:p>
@@ -3041,7 +3182,7 @@
     <w:p>
       <w:r>
         <w:rPr/>
-        <w:t>Every change was measured end to end against answer keys (scripts/eval.py) and logged as a numbered design decision (docs/08, D1–D43). The table shows the main steps since the first baseline.</w:t>
+        <w:t>Every change was measured end to end against answer keys (scripts/eval.py) and logged as a numbered design decision (docs/08, D1–D49). The table shows the main steps since the first baseline.</w:t>
       </w:r>
     </w:p>
     <w:tbl>
@@ -3414,6 +3555,171 @@
                 <w:sz w:val="19"/>
               </w:rPr>
               <w:t>13/20 with 1 wrong payout (a rule's wording misread); the fix stopped one payout live (F2-17)</w:t>
+            </w:r>
+          </w:p>
+        </w:tc>
+      </w:tr>
+      <w:tr>
+        <w:trPr>
+          <w:jc w:val="center"/>
+        </w:trPr>
+        <w:tc>
+          <w:tcPr>
+            <w:tcW w:w="4873" w:type="dxa"/>
+            <w:shd w:val="clear" w:color="auto" w:fill="E8EEF7"/>
+          </w:tcPr>
+          <w:p>
+            <w:r>
+              <w:rPr>
+                <w:sz w:val="19"/>
+              </w:rPr>
+              <w:t>Precedent loop tested on blind sets (13–14/10, D45)</w:t>
+            </w:r>
+          </w:p>
+        </w:tc>
+        <w:tc>
+          <w:tcPr>
+            <w:tcW w:w="4873" w:type="dxa"/>
+            <w:shd w:val="clear" w:color="auto" w:fill="E8EEF7"/>
+          </w:tcPr>
+          <w:p>
+            <w:r>
+              <w:rPr>
+                <w:sz w:val="19"/>
+              </w:rPr>
+              <w:t>11/16 with and without precedents: the Judge never followed them, so none were released</w:t>
+            </w:r>
+          </w:p>
+        </w:tc>
+      </w:tr>
+      <w:tr>
+        <w:trPr>
+          <w:jc w:val="center"/>
+        </w:trPr>
+        <w:tc>
+          <w:tcPr>
+            <w:tcW w:w="4873" w:type="dxa"/>
+            <w:shd w:val="clear" w:color="auto" w:fill="E8EEF7"/>
+          </w:tcPr>
+          <w:p>
+            <w:r>
+              <w:rPr>
+                <w:sz w:val="19"/>
+              </w:rPr>
+              <w:t>Photo evidence: code checks + vision model (14/10, D46)</w:t>
+            </w:r>
+          </w:p>
+        </w:tc>
+        <w:tc>
+          <w:tcPr>
+            <w:tcW w:w="4873" w:type="dxa"/>
+            <w:shd w:val="clear" w:color="auto" w:fill="E8EEF7"/>
+          </w:tcPr>
+          <w:p>
+            <w:r>
+              <w:rPr>
+                <w:sz w:val="19"/>
+              </w:rPr>
+              <w:t>Blind photo set 8/12; one S$100 refund on a doubted photo (driver's photo predated the trip)</w:t>
+            </w:r>
+          </w:p>
+        </w:tc>
+      </w:tr>
+      <w:tr>
+        <w:trPr>
+          <w:jc w:val="center"/>
+        </w:trPr>
+        <w:tc>
+          <w:tcPr>
+            <w:tcW w:w="4873" w:type="dxa"/>
+            <w:shd w:val="clear" w:color="auto" w:fill="E8EEF7"/>
+          </w:tcPr>
+          <w:p>
+            <w:r>
+              <w:rPr>
+                <w:sz w:val="19"/>
+              </w:rPr>
+              <w:t>A doubted photo goes to a person whichever side it favours (14/10, D47)</w:t>
+            </w:r>
+          </w:p>
+        </w:tc>
+        <w:tc>
+          <w:tcPr>
+            <w:tcW w:w="4873" w:type="dxa"/>
+            <w:shd w:val="clear" w:color="auto" w:fill="E8EEF7"/>
+          </w:tcPr>
+          <w:p>
+            <w:r>
+              <w:rPr>
+                <w:sz w:val="19"/>
+              </w:rPr>
+              <w:t>New blind photo set 9/10; no fee confirmed or removed on a doubted photo</w:t>
+            </w:r>
+          </w:p>
+        </w:tc>
+      </w:tr>
+      <w:tr>
+        <w:trPr>
+          <w:jc w:val="center"/>
+        </w:trPr>
+        <w:tc>
+          <w:tcPr>
+            <w:tcW w:w="4873" w:type="dxa"/>
+            <w:shd w:val="clear" w:color="auto" w:fill="E8EEF7"/>
+          </w:tcPr>
+          <w:p>
+            <w:r>
+              <w:rPr>
+                <w:sz w:val="19"/>
+              </w:rPr>
+              <w:t>Cancellation-fee wording: a driver-pressed no-show cancel is covered (14/10, D48)</w:t>
+            </w:r>
+          </w:p>
+        </w:tc>
+        <w:tc>
+          <w:tcPr>
+            <w:tcW w:w="4873" w:type="dxa"/>
+            <w:shd w:val="clear" w:color="auto" w:fill="E8EEF7"/>
+          </w:tcPr>
+          <w:p>
+            <w:r>
+              <w:rPr>
+                <w:sz w:val="19"/>
+              </w:rPr>
+              <w:t>The three cases that misread it now right; a new blind set 7/10 with 2 wrong payouts on other points</w:t>
+            </w:r>
+          </w:p>
+        </w:tc>
+      </w:tr>
+      <w:tr>
+        <w:trPr>
+          <w:jc w:val="center"/>
+        </w:trPr>
+        <w:tc>
+          <w:tcPr>
+            <w:tcW w:w="4873" w:type="dxa"/>
+            <w:shd w:val="clear" w:color="auto" w:fill="E8EEF7"/>
+          </w:tcPr>
+          <w:p>
+            <w:r>
+              <w:rPr>
+                <w:sz w:val="19"/>
+              </w:rPr>
+              <w:t>Case editor in the dashboard (14/10, D49)</w:t>
+            </w:r>
+          </w:p>
+        </w:tc>
+        <w:tc>
+          <w:tcPr>
+            <w:tcW w:w="4873" w:type="dxa"/>
+            <w:shd w:val="clear" w:color="auto" w:fill="E8EEF7"/>
+          </w:tcPr>
+          <w:p>
+            <w:r>
+              <w:rPr>
+                <w:sz w:val="19"/>
+              </w:rPr>
+              <w:t>Build or copy a case with chat, events, rules and photos; 21 new tests</w:t>
             </w:r>
           </w:p>
         </w:tc>
@@ -3444,7 +3750,7 @@
     <w:p>
       <w:r>
         <w:rPr/>
-        <w:t>Measured on 101 evaluation runs across four test sets with known answers (Cerebras gpt-oss-120b, one run per case, 12/10/2026). The answer keys were written before the runs; two of the sets were written blind by another model and one was never used for any fix.</w:t>
+        <w:t>Measured on 101 evaluation runs across four test sets with known answers (Cerebras gpt-oss-120b, one run per case, 12/10/2026). The answer keys were written before the runs; two of the sets were written blind by another model and one was never used for any fix. Three further blind sets run on 14/10 (photo evidence and the cancellation-fee wording, 32 runs) are reported under Money safety; the speed and automation figures are from the first four sets.</w:t>
       </w:r>
     </w:p>
     <w:p>
@@ -3471,7 +3777,7 @@
       </w:pPr>
       <w:r>
         <w:rPr/>
-        <w:t>Money safety — 78 of 101 rulings correct overall; 2 wrong payouts of S$8.00 each in 101 runs (0 on the 38-case and first fresh sets). Every other miss was a hand-off to a person, which costs review time, not money.</w:t>
+        <w:t>Money safety — 78 of 101 rulings correct on the four main sets, with 2 wrong payouts of S$8.00 each (0 on the 38-case and first fresh sets). On three later blind sets, 24 of 32 correct with 3 wrong payouts: a S$100 refund on a doubted photo, which led to the rule that a doubted photo always goes to a person (none slipped through on the next photo set), and S$5.50 and S$8.00 on the cancellation set (open). Every other miss was a hand-off to a person, which costs review time, not money.</w:t>
       </w:r>
     </w:p>
     <w:p>
@@ -3517,7 +3823,7 @@
         <w:rPr>
           <w:b/>
         </w:rPr>
-        <w:t>Results: see Section 9 and README (four sets, D38–D42). Known open misses: F2-01 (a rule's wording misread, one wrong payout) and SL-14 (wrong rule applied); not fixed before submission.</w:t>
+        <w:t>Results: see Section 9 and README (seven sets, D38–D48). Known open misses: CS-04 (a held fee not released), CS-07 (a driver's own chat admission set aside), PS-06 (an award amount left empty) and SL-14 (wrong rule applied). F2-01's misreading was fixed in D48.</w:t>
       </w:r>
     </w:p>
     <w:p>
@@ -3550,7 +3856,7 @@
         <w:rPr>
           <w:b/>
         </w:rPr>
-        <w:t>README: updated 2026-10-13 with all four evaluation results, the remand fix (D42) and the precedent design note (D43).</w:t>
+        <w:t>README: updated 2026-10-14 with the photo and cancellation-scope results, photo evidence (D46–D47) and the case editor (D49).</w:t>
       </w:r>
     </w:p>
     <w:p>
@@ -3558,7 +3864,7 @@
         <w:pStyle w:val="ListBullet"/>
       </w:pPr>
       <w:r>
-        <w:t>Figure 2 (docs/architecture.png) updated 2026-10-12: Fraud agent built, rule checks, code Judge. Figure 1 (dispute lifecycle) still predates the code Judge.</w:t>
+        <w:t>Figure 2 (docs/architecture.png) updated 2026-10-14: photo evidence, doubted photo to a person, case editor, latest results. Figure 1 (dispute lifecycle) still predates the code Judge.</w:t>
       </w:r>
     </w:p>
     <w:p>
@@ -3577,7 +3883,7 @@
         <w:pStyle w:val="ListBullet"/>
       </w:pPr>
       <w:r>
-        <w:t>Still to do: cover image 16:9 (380 × 216), optional 5–8 minute demo video (script in docs/DEMO_SCRIPT.md). Live demo URL: done.</w:t>
+        <w:t>Still to do: optional 5–8 minute demo video (script in docs/DEMO_SCRIPT.md, narration in docs/DEMO_NARRATION.md). Cover image (docs/cover) and live demo URL: done.</w:t>
       </w:r>
     </w:p>
     <w:p>

--- a/docs/RydeResolve_Submission_Draft.docx
+++ b/docs/RydeResolve_Submission_Draft.docx
@@ -1015,7 +1015,7 @@
     </w:p>
     <w:p>
       <w:r>
-        <w:t>Each dispute arrives as one case file: the ticket plus six structured evidence sources, all text or numbers — exactly the MVP evidence the challenge names. Photos are optional: a cleaning or damage claim can carry photos, which code and a vision model check (Section 6). Cases can also be built or copied in the dashboard's case editor.</w:t>
+        <w:t>Each dispute arrives as one case file: the ticket plus six structured evidence sources, all text or numbers — exactly the MVP evidence the challenge names. Photos are optional: a cleaning or damage claim can carry photos, which code and a vision model check (Section 6). Cases can also be built or copied in the dashboard's case editor. Since 15/10 the case file may also be in the organisers' full sample format (DISP-001..003): fare breakdown, surge pricing log, recommended route and traffic incidents are read as records, and the samples' own analysis sections (recommended ruling, evidence summary, traffic and chat analysis) are removed before any agent sees the case.</w:t>
       </w:r>
     </w:p>
     <w:tbl>
@@ -1444,7 +1444,7 @@
     <w:p/>
     <w:p>
       <w:r>
-        <w:t xml:space="preserve">On top of the case file, the system searches a policy knowledge base built from 22 official Ryde help-centre pages (61 articles), stored verbatim, split by section and tagged by dispute type and audience: fares and charges, cancellation and no-show, refunds and fee waivers, driver and rider conduct, safety, ratings, appeals, terms of use and privacy.</w:t>
+        <w:t>The governing policy is the organisers' Ryde Dispute Resolution Policy v2.1: the sections a case needs (route deviation, no-show, surge, property damage, safety, and the ruling thresholds of section 6) are given to every agent in full and cited by section, e.g. ryde_dispute_policy_v2.1#3.3. Ryde's public Help Centre (22 pages, 61 articles, stored verbatim) is searched as a supplement: hybrid search over sections tagged by dispute type and audience. Where they differ (v2.1's S$5.00 no-show fee vs the Help Centre's S$6.61), v2.1 applies.</w:t>
       </w:r>
     </w:p>
     <w:p>
@@ -2060,7 +2060,7 @@
     </w:p>
     <w:p>
       <w:r>
-        <w:t>Ten specialised agents plus an image analyst for photos, and three code-only steps (Case Brief, triage and the code Judge) run as one LangGraph state graph behind a FastAPI service; every step streams live to the dashboard and is kept as an audit trail.</w:t>
+        <w:t>Ten specialised agents plus an image analyst for photos, and four code-only steps (Case Brief, triage, the code Judge and the Policy v2.1 gate) run as one LangGraph state graph behind a FastAPI service; every step streams live to the dashboard and is kept as an audit trail.</w:t>
       </w:r>
     </w:p>
     <w:p>
@@ -2113,7 +2113,7 @@
           <w:color w:val="707070"/>
           <w:sz w:val="19"/>
         </w:rPr>
-        <w:t>Figure 2 — Technical architecture (updated 14/10: photo evidence, doubted photo to a person, case editor)</w:t>
+        <w:t>Figure 2 — Technical architecture (updated 15/10: Policy v2.1, the organisers' format, the policy gate)</w:t>
       </w:r>
     </w:p>
     <w:p>
@@ -2356,7 +2356,7 @@
               <w:rPr>
                 <w:sz w:val="19"/>
               </w:rPr>
-              <w:t>559 unit tests and 24 front-end tests (no LLM calls); an evaluation runner scoring 38 labelled cases on verdict, refund, escalation, P0 recall, citation validity, retrieval Hit@3, consistency, paraphrase, counterfactual, injection, tokens, time and cost; each run folder records the commit it used</w:t>
+              <w:t>615 unit tests and 27 front-end tests (no LLM calls); an evaluation runner scoring 38 labelled cases on verdict, refund, escalation, P0 recall, citation validity, retrieval Hit@3, consistency, paraphrase, counterfactual, injection, tokens, time and cost; each run folder records the commit it used</w:t>
             </w:r>
           </w:p>
         </w:tc>
@@ -2388,6 +2388,37 @@
                 <w:sz w:val="19"/>
               </w:rPr>
               <w:t>qwen/qwen3.8-27b on Groq describes each photo; Pillow reads and writes photo EXIF (capture time, GPS, software)</w:t>
+            </w:r>
+          </w:p>
+        </w:tc>
+      </w:tr>
+      <w:tr>
+        <w:trPr>
+          <w:jc w:val="center"/>
+        </w:trPr>
+        <w:tc>
+          <w:tcPr>
+            <w:tcW w:w="4873" w:type="dxa"/>
+          </w:tcPr>
+          <w:p>
+            <w:r>
+              <w:rPr>
+                <w:sz w:val="19"/>
+              </w:rPr>
+              <w:t>Governing policy</w:t>
+            </w:r>
+          </w:p>
+        </w:tc>
+        <w:tc>
+          <w:tcPr>
+            <w:tcW w:w="4873" w:type="dxa"/>
+          </w:tcPr>
+          <w:p>
+            <w:r>
+              <w:rPr>
+                <w:sz w:val="19"/>
+              </w:rPr>
+              <w:t>Ryde Dispute Resolution Policy v2.1 (data/policies/governing), sections chosen per case in code and cited by section; routing rules in src/agents/policy_gates.py</w:t>
             </w:r>
           </w:p>
         </w:tc>
@@ -2433,6 +2464,15 @@
       <w:r>
         <w:rPr/>
         <w:t>Photo evidence — code reads each photo's capture time and GPS against the trip, any editing-software tag, and whether the same file appears in another case; a vision model says what the photo shows. Either can only raise a doubt, never approve money, and a doubted photo sends the case to a person whichever side the ruling would favour.</w:t>
+      </w:r>
+    </w:p>
+    <w:p>
+      <w:pPr>
+        <w:pStyle w:val="ListBullet"/>
+      </w:pPr>
+      <w:r>
+        <w:rPr/>
+        <w:t>Policy v2.1 gate — after the ruling, code applies the policy's routing: a safety incident (s5.2: complaint words such as reckless or threat, or speeding and harsh-braking events) is never ruled by AI; a dispute value above S$50 always goes to a person and S$10–50 needs 80% confidence (s6.1); a fraud flag needs 95% (s6.3, no-show exempt by s6.2); a rider contesting a cleaning or damage claim goes to a person (s4.4). Code also caps a route refund at the excess distance fare (s1.3) and requires an upheld driver claim to state its award.</w:t>
       </w:r>
     </w:p>
     <w:p>
@@ -3182,7 +3222,7 @@
     <w:p>
       <w:r>
         <w:rPr/>
-        <w:t>Every change was measured end to end against answer keys (scripts/eval.py) and logged as a numbered design decision (docs/08, D1–D49). The table shows the main steps since the first baseline.</w:t>
+        <w:t>Every change was measured end to end against answer keys (scripts/eval.py) and logged as a numbered design decision (docs/08, D1–D50). The table shows the main steps since the first baseline.</w:t>
       </w:r>
     </w:p>
     <w:tbl>
@@ -3720,6 +3760,39 @@
                 <w:sz w:val="19"/>
               </w:rPr>
               <w:t>Build or copy a case with chat, events, rules and photos; 21 new tests</w:t>
+            </w:r>
+          </w:p>
+        </w:tc>
+      </w:tr>
+      <w:tr>
+        <w:trPr>
+          <w:jc w:val="center"/>
+        </w:trPr>
+        <w:tc>
+          <w:tcPr>
+            <w:tcW w:w="4873" w:type="dxa"/>
+            <w:shd w:val="clear" w:color="auto" w:fill="E8EEF7"/>
+          </w:tcPr>
+          <w:p>
+            <w:r>
+              <w:rPr>
+                <w:sz w:val="19"/>
+              </w:rPr>
+              <w:t>Organisers' sample format and Policy v2.1; routing in code; keys re-checked (14–15/10, D50)</w:t>
+            </w:r>
+          </w:p>
+        </w:tc>
+        <w:tc>
+          <w:tcPr>
+            <w:tcW w:w="4873" w:type="dxa"/>
+            <w:shd w:val="clear" w:color="auto" w:fill="E8EEF7"/>
+          </w:tcPr>
+          <w:p>
+            <w:r>
+              <w:rPr>
+                <w:sz w:val="19"/>
+              </w:rPr>
+              <w:t>Samples DISP-001..003 3/3; blind sets 10/12 and 25/30; 52-case regression 44/52, 0 wrong payouts</w:t>
             </w:r>
           </w:p>
         </w:tc>
@@ -3750,7 +3823,7 @@
     <w:p>
       <w:r>
         <w:rPr/>
-        <w:t>Measured on 101 evaluation runs across four test sets with known answers (Cerebras gpt-oss-120b, one run per case, 12/10/2026). The answer keys were written before the runs; two of the sets were written blind by another model and one was never used for any fix. Three further blind sets run on 14/10 (photo evidence and the cancellation-fee wording, 32 runs) are reported under Money safety; the speed and automation figures are from the first four sets.</w:t>
+        <w:t>Measured under Policy v2.1 (Cerebras gpt-oss-120b, one run per case, 14–15/10/2026) on cases with answer keys: the organisers' three samples, two blind sets written from v2.1 by another model (12 and 30 cases, the larger one in the organisers' full format), and 52 earlier cases re-run after their keys were re-checked against v2.1. Results before v2.1 (101 runs on four sets, 12/10) are kept in README and docs/08.</w:t>
       </w:r>
     </w:p>
     <w:p>
@@ -3759,7 +3832,7 @@
       </w:pPr>
       <w:r>
         <w:rPr/>
-        <w:t>Speed — about 98 seconds per dispute on average (99 runs that went through the full pipeline), against the 24–72 hours of a manual review today. Safety reports reach a person in under a second.</w:t>
+        <w:t>Speed — about 89 seconds per dispute on average in the v2.1 regression, against the 24–72 hours of a manual review today. Safety reports reach a person in under a second.</w:t>
       </w:r>
     </w:p>
     <w:p>
@@ -3768,7 +3841,7 @@
       </w:pPr>
       <w:r>
         <w:rPr/>
-        <w:t>Automation — 67 of the 82 standard disputes (82%) were closed with no human. The rest reached a person with the case already built: evidence, both sides' arguments, the draft ruling and the reason it was stopped.</w:t>
+        <w:t>Automation — 28 of the 36 disputes that v2.1 lets an AI decide (78%) were closed with no human in the regression. The rest, and every case v2.1 reserves for a person (safety, above S$50, contested damage), reached a person with the case already built: evidence, both sides' arguments, the draft ruling and the reason it was stopped.</w:t>
       </w:r>
     </w:p>
     <w:p>
@@ -3777,7 +3850,7 @@
       </w:pPr>
       <w:r>
         <w:rPr/>
-        <w:t>Money safety — 78 of 101 rulings correct on the four main sets, with 2 wrong payouts of S$8.00 each (0 on the 38-case and first fresh sets). On three later blind sets, 24 of 32 correct with 3 wrong payouts: a S$100 refund on a doubted photo, which led to the rule that a doubted photo always goes to a person (none slipped through on the next photo set), and S$5.50 and S$8.00 on the cancellation set (open). Every other miss was a hand-off to a person, which costs review time, not money.</w:t>
+        <w:t>Money safety — the organisers' samples all right; 44 of 52 regression cases right with no wrong payout, every miss a hand-off to a person; 25 of 30 on the official-format blind set, whose wrong payouts (a route refund that included tolls and time, an upheld claim with no amount) were fixed in code and re-run. Before v2.1, 2 wrong payouts of S$8.00 in 101 runs; every wrong payout and its fix is logged in docs/08.</w:t>
       </w:r>
     </w:p>
     <w:p>
@@ -3804,7 +3877,7 @@
       </w:pPr>
       <w:r>
         <w:rPr/>
-        <w:t>Scale (illustration, not a Ryde figure) — at 1,000 disputes a day, 82% automation removes the manual first read from about 820 tickets a day; if a manual review takes 15 minutes, that is about 205 agent-hours a day, while the remaining cases arrive with the case already built.</w:t>
+        <w:t>Scale (illustration, not a Ryde figure) — at 1,000 disputes a day, closing 78% of the AI-decidable ones automatically removes the manual first read from most tickets; the rest reach a person with the case built.</w:t>
       </w:r>
     </w:p>
     <w:p>
@@ -3823,7 +3896,7 @@
         <w:rPr>
           <w:b/>
         </w:rPr>
-        <w:t>Results: see Section 9 and README (seven sets, D38–D48). Known open misses: CS-04 (a held fee not released), CS-07 (a driver's own chat admission set aside), PS-06 (an award amount left empty) and SL-14 (wrong rule applied). F2-01's misreading was fixed in D48.</w:t>
+        <w:t>Results: see Section 9 and README (D50 under Policy v2.1; D38–D48 before it). Known open misses: OF-09 (a fraud-flagged rider refunded at confidence 0.96, which s6.3 allows but the key reserves for a person), CS-04 and CS-07 (held fee, chat admission), cases sent to a person that could be decided (F2-09, F2-10, F2-11, F2-15, FD-002-I2, FD-002-P2, NS-002-B1, NS-002-C1). v2.1 s6.2's 2 km route rule is not applied because the organisers' DISP-001 rules a 4.3 km deviation automatically.</w:t>
       </w:r>
     </w:p>
     <w:p>
@@ -3856,7 +3929,7 @@
         <w:rPr>
           <w:b/>
         </w:rPr>
-        <w:t>README: updated 2026-10-14 with the photo and cancellation-scope results, photo evidence (D46–D47) and the case editor (D49).</w:t>
+        <w:t>README: updated 2026-10-15 with Policy v2.1, the organisers' samples and the regression.</w:t>
       </w:r>
     </w:p>
     <w:p>
@@ -3864,7 +3937,7 @@
         <w:pStyle w:val="ListBullet"/>
       </w:pPr>
       <w:r>
-        <w:t>Figure 2 (docs/architecture.png) updated 2026-10-14: photo evidence, doubted photo to a person, case editor, latest results. Figure 1 (dispute lifecycle) still predates the code Judge.</w:t>
+        <w:t>Figure 2 (docs/architecture.png) updated 2026-10-15: Policy v2.1, the organisers' format, record checks, the policy gate, latest results. Figure 1 (dispute lifecycle) still predates the code Judge.</w:t>
       </w:r>
     </w:p>
     <w:p>
@@ -3883,7 +3956,7 @@
         <w:pStyle w:val="ListBullet"/>
       </w:pPr>
       <w:r>
-        <w:t>Still to do: optional 5–8 minute demo video (script in docs/DEMO_SCRIPT.md, narration in docs/DEMO_NARRATION.md). Cover image (docs/cover) and live demo URL: done.</w:t>
+        <w:t>Still to do: optional 5–8 minute demo video (docs/DEMO_SCRIPT.md, docs/DEMO_NARRATION.md; the organisers' samples are replays demo-6 and demo-7). Cover image (docs/cover) and live demo URL: done.</w:t>
       </w:r>
     </w:p>
     <w:p>

--- a/docs/RydeResolve_Submission_Draft.docx
+++ b/docs/RydeResolve_Submission_Draft.docx
@@ -22,14 +22,6 @@
           <w:lang w:eastAsia="zh-CN"/>
         </w:rPr>
         <w:t>Project Documentation</w:t>
-      </w:r>
-    </w:p>
-    <w:p>
-      <w:r>
-        <w:rPr>
-          <w:i/>
-        </w:rPr>
-        <w:t>Please review each section and add comments or tracked changes. Sign off in the table at the end.</w:t>
       </w:r>
     </w:p>
     <w:p>
@@ -1483,7 +1475,7 @@
         </w:rPr>
         <w:drawing>
           <wp:inline distT="0" distB="0" distL="0" distR="0" wp14:anchorId="13E87757" wp14:editId="5836F7DB">
-            <wp:extent cx="5760000" cy="6517895"/>
+            <wp:extent cx="4658823" cy="7920000"/>
             <wp:effectExtent l="0" t="0" r="0" b="0"/>
             <wp:docPr id="1" name="Picture 1"/>
             <wp:cNvGraphicFramePr>
@@ -1505,7 +1497,7 @@
                   <pic:spPr>
                     <a:xfrm>
                       <a:off x="0" y="0"/>
-                      <a:ext cx="5760000" cy="6517895"/>
+                      <a:ext cx="4658823" cy="7920000"/>
                     </a:xfrm>
                     <a:prstGeom prst="rect">
                       <a:avLst/>
@@ -1525,7 +1517,7 @@
           <w:color w:val="707070"/>
           <w:sz w:val="19"/>
         </w:rPr>
-        <w:t>Figure 1 — Dispute lifecycle: 7 steps, 2 gates</w:t>
+        <w:t>Figure 1 — Dispute lifecycle: 8 steps, 4 gates (updated 15/10: code Judge and Policy v2.1 gate)</w:t>
       </w:r>
     </w:p>
     <w:p>
@@ -3937,7 +3929,7 @@
         <w:pStyle w:val="ListBullet"/>
       </w:pPr>
       <w:r>
-        <w:t>Figure 2 (docs/architecture.png) updated 2026-10-15: Policy v2.1, the organisers' format, record checks, the policy gate, latest results. Figure 1 (dispute lifecycle) still predates the code Judge.</w:t>
+        <w:t>Figure 2 (docs/architecture.png) updated 2026-10-15: Policy v2.1, the organisers' format, record checks, the policy gate, latest results. Figure 1 (dispute lifecycle) redrawn 2026-10-15 with the code Judge and the Policy v2.1 gate.</w:t>
       </w:r>
     </w:p>
     <w:p>
@@ -3959,201 +3951,6 @@
         <w:t>Still to do: optional 5–8 minute demo video (docs/DEMO_SCRIPT.md, docs/DEMO_NARRATION.md; the organisers' samples are replays demo-6 and demo-7). Cover image (docs/cover) and live demo URL: done.</w:t>
       </w:r>
     </w:p>
-    <w:p>
-      <w:pPr>
-        <w:pStyle w:val="Heading1"/>
-      </w:pPr>
-      <w:r>
-        <w:t>Review and sign-off</w:t>
-      </w:r>
-    </w:p>
-    <w:tbl>
-      <w:tblPr>
-        <w:tblStyle w:val="TableGrid"/>
-        <w:tblW w:w="0" w:type="auto"/>
-        <w:jc w:val="center"/>
-        <w:tblLook w:val="04A0" w:firstRow="1" w:lastRow="0" w:firstColumn="1" w:lastColumn="0" w:noHBand="0" w:noVBand="1"/>
-      </w:tblPr>
-      <w:tblGrid>
-        <w:gridCol w:w="2436"/>
-        <w:gridCol w:w="2436"/>
-        <w:gridCol w:w="2436"/>
-        <w:gridCol w:w="2436"/>
-      </w:tblGrid>
-      <w:tr>
-        <w:trPr>
-          <w:jc w:val="center"/>
-        </w:trPr>
-        <w:tc>
-          <w:tcPr>
-            <w:tcW w:w="2436" w:type="dxa"/>
-            <w:shd w:val="clear" w:color="auto" w:fill="E8EEF7"/>
-          </w:tcPr>
-          <w:p>
-            <w:r>
-              <w:rPr>
-                <w:b/>
-                <w:sz w:val="19"/>
-              </w:rPr>
-              <w:t>Reviewer</w:t>
-            </w:r>
-          </w:p>
-        </w:tc>
-        <w:tc>
-          <w:tcPr>
-            <w:tcW w:w="2436" w:type="dxa"/>
-            <w:shd w:val="clear" w:color="auto" w:fill="E8EEF7"/>
-          </w:tcPr>
-          <w:p>
-            <w:r>
-              <w:rPr>
-                <w:b/>
-                <w:sz w:val="19"/>
-              </w:rPr>
-              <w:t>Sections reviewed</w:t>
-            </w:r>
-          </w:p>
-        </w:tc>
-        <w:tc>
-          <w:tcPr>
-            <w:tcW w:w="2436" w:type="dxa"/>
-            <w:shd w:val="clear" w:color="auto" w:fill="E8EEF7"/>
-          </w:tcPr>
-          <w:p>
-            <w:r>
-              <w:rPr>
-                <w:b/>
-                <w:sz w:val="19"/>
-              </w:rPr>
-              <w:t>Approved? (Yes / Changes needed)</w:t>
-            </w:r>
-          </w:p>
-        </w:tc>
-        <w:tc>
-          <w:tcPr>
-            <w:tcW w:w="2436" w:type="dxa"/>
-            <w:shd w:val="clear" w:color="auto" w:fill="E8EEF7"/>
-          </w:tcPr>
-          <w:p>
-            <w:r>
-              <w:rPr>
-                <w:b/>
-                <w:sz w:val="19"/>
-              </w:rPr>
-              <w:t>Comments</w:t>
-            </w:r>
-          </w:p>
-        </w:tc>
-      </w:tr>
-      <w:tr>
-        <w:trPr>
-          <w:jc w:val="center"/>
-        </w:trPr>
-        <w:tc>
-          <w:tcPr>
-            <w:tcW w:w="2436" w:type="dxa"/>
-          </w:tcPr>
-          <w:p>
-            <w:r>
-              <w:rPr>
-                <w:sz w:val="19"/>
-              </w:rPr>
-              <w:t>Chen FengFan</w:t>
-            </w:r>
-          </w:p>
-        </w:tc>
-        <w:tc>
-          <w:tcPr>
-            <w:tcW w:w="2436" w:type="dxa"/>
-          </w:tcPr>
-          <w:p/>
-        </w:tc>
-        <w:tc>
-          <w:tcPr>
-            <w:tcW w:w="2436" w:type="dxa"/>
-          </w:tcPr>
-          <w:p/>
-        </w:tc>
-        <w:tc>
-          <w:tcPr>
-            <w:tcW w:w="2436" w:type="dxa"/>
-          </w:tcPr>
-          <w:p/>
-        </w:tc>
-      </w:tr>
-      <w:tr>
-        <w:trPr>
-          <w:jc w:val="center"/>
-        </w:trPr>
-        <w:tc>
-          <w:tcPr>
-            <w:tcW w:w="2436" w:type="dxa"/>
-          </w:tcPr>
-          <w:p>
-            <w:r>
-              <w:rPr>
-                <w:sz w:val="19"/>
-              </w:rPr>
-              <w:t>Zhilin</w:t>
-            </w:r>
-          </w:p>
-        </w:tc>
-        <w:tc>
-          <w:tcPr>
-            <w:tcW w:w="2436" w:type="dxa"/>
-          </w:tcPr>
-          <w:p/>
-        </w:tc>
-        <w:tc>
-          <w:tcPr>
-            <w:tcW w:w="2436" w:type="dxa"/>
-          </w:tcPr>
-          <w:p/>
-        </w:tc>
-        <w:tc>
-          <w:tcPr>
-            <w:tcW w:w="2436" w:type="dxa"/>
-          </w:tcPr>
-          <w:p/>
-        </w:tc>
-      </w:tr>
-      <w:tr>
-        <w:trPr>
-          <w:jc w:val="center"/>
-        </w:trPr>
-        <w:tc>
-          <w:tcPr>
-            <w:tcW w:w="2436" w:type="dxa"/>
-          </w:tcPr>
-          <w:p>
-            <w:r>
-              <w:rPr>
-                <w:sz w:val="19"/>
-              </w:rPr>
-              <w:t>Yang Shuo</w:t>
-            </w:r>
-          </w:p>
-        </w:tc>
-        <w:tc>
-          <w:tcPr>
-            <w:tcW w:w="2436" w:type="dxa"/>
-          </w:tcPr>
-          <w:p/>
-        </w:tc>
-        <w:tc>
-          <w:tcPr>
-            <w:tcW w:w="2436" w:type="dxa"/>
-          </w:tcPr>
-          <w:p/>
-        </w:tc>
-        <w:tc>
-          <w:tcPr>
-            <w:tcW w:w="2436" w:type="dxa"/>
-          </w:tcPr>
-          <w:p/>
-        </w:tc>
-      </w:tr>
-    </w:tbl>
     <w:p/>
     <w:sectPr>
       <w:pgSz w:w="12240" w:h="15840"/>

--- a/docs/RydeResolve_Submission_Draft.docx
+++ b/docs/RydeResolve_Submission_Draft.docx
@@ -2580,6 +2580,66 @@
     </w:p>
     <w:p>
       <w:pPr>
+        <w:pStyle w:val="ListBullet"/>
+      </w:pPr>
+      <w:r>
+        <w:rPr>
+          <w:b/>
+        </w:rPr>
+        <w:t>Data protection</w:t>
+      </w:r>
+      <w:r>
+        <w:rPr/>
+        <w:t xml:space="preserve"> — each agent sees only what its role needs (advocates never see fraud scores or dispute history); prompts forbid inferring protected characteristics and repeating unneeded personal data; the demo uses only synthetic data and the organisers' samples; the demo access code cannot read rulings, precedents, people or the audit log.</w:t>
+      </w:r>
+    </w:p>
+    <w:p>
+      <w:pPr>
+        <w:pStyle w:val="ListBullet"/>
+      </w:pPr>
+      <w:r>
+        <w:rPr>
+          <w:b/>
+        </w:rPr>
+        <w:t>Notices both parties can read</w:t>
+      </w:r>
+      <w:r>
+        <w:rPr/>
+        <w:t xml:space="preserve"> — each party's notice is built by code from the ruling's fields only, so it cannot state an amount the ruling did not make, and the dashboard shows it in English, Chinese, Malay or Tamil without another model call.</w:t>
+      </w:r>
+    </w:p>
+    <w:p>
+      <w:pPr>
+        <w:pStyle w:val="ListBullet"/>
+      </w:pPr>
+      <w:r>
+        <w:rPr>
+          <w:b/>
+        </w:rPr>
+        <w:t>Precedents chosen by code</w:t>
+      </w:r>
+      <w:r>
+        <w:rPr/>
+        <w:t xml:space="preserve"> — a human-corrected ruling becomes a precedent only after an evaluation shows it does no harm; the Judge sees at most three, of the same dispute type, decided under the policy now in force, one per principle, most similar facts first, and a ruling can only claim a precedent it was shown.</w:t>
+      </w:r>
+    </w:p>
+    <w:p>
+      <w:pPr>
+        <w:pStyle w:val="ListBullet"/>
+      </w:pPr>
+      <w:r>
+        <w:rPr>
+          <w:b/>
+        </w:rPr>
+        <w:t>For a real deployment under the PDPA (not built)</w:t>
+      </w:r>
+      <w:r>
+        <w:rPr/>
+        <w:t xml:space="preserve"> — tell riders and drivers that AI takes part and how to ask for a person; mask names, phone and plate numbers before any external model call or keep the model in-house; delete chats, photos and GPS traces after the appeal window; encrypt at rest; providers under a data-processing agreement with no training on the data; an "ask a person to review" link in every notice.</w:t>
+      </w:r>
+    </w:p>
+    <w:p>
+      <w:pPr>
         <w:pStyle w:val="Heading1"/>
       </w:pPr>
       <w:r>
@@ -3860,7 +3920,7 @@
       </w:pPr>
       <w:r>
         <w:rPr/>
-        <w:t>Cost — about 29,000 tokens per dispute, roughly US$0.01–0.02 at Cerebras list prices for gpt-oss-120b (US$0.35 in / US$0.75 out per million tokens).</w:t>
+        <w:t>Cost today — per dispute the Judge uses about 9,000 tokens in and 1,600 out, and the six other calls together about 24,000 in and 6,000 out: about US$0.017 a dispute on gpt-oss-120b at Cerebras list prices (US$0.35 in / US$0.75 out per million tokens).</w:t>
       </w:r>
     </w:p>
     <w:p>
@@ -3869,7 +3929,16 @@
       </w:pPr>
       <w:r>
         <w:rPr/>
-        <w:t>Scale (illustration, not a Ryde figure) — at 1,000 disputes a day, closing 78% of the AI-decidable ones automatically removes the manual first read from most tickets; the rest reach a person with the case built.</w:t>
+        <w:t>Scale (illustration, not a Ryde figure) — at 1,000 disputes a day: about US$520 a month with every agent on gpt-oss-120b; about US$1,400–2,100 with the Judge on Claude Sonnet 5.5 (US$2 / US$10) and the rest on gpt-oss-120b; about US$2,400–3,900 with the Judge on Claude Opus 5.5 (US$4 / US$20). At 5,000 a day, five times that. Photo cases add a vision call per photo; servers are extra. Closing 78% of the AI-decidable disputes automatically removes the manual first read from most tickets; the rest reach a person with the case already built.</w:t>
+      </w:r>
+    </w:p>
+    <w:p>
+      <w:pPr>
+        <w:pStyle w:val="ListBullet"/>
+      </w:pPr>
+      <w:r>
+        <w:rPr/>
+        <w:t>Production setup — the live site is a demo on one 2 vCPU / 2 GB Tencent Lighthouse server. A real deployment adds Tencent Cloud instances behind a load balancer, Postgres and a job queue; a case mostly waits on the model, so throughput is set by the provider's rate limits, not CPU. JUDGE_LLM_PROVIDER gives the Judge a stronger model while the other agents stay on gpt-oss-120b. An open model such as DeepSeek on the company's own GPU server (LLM_PROVIDER=openai_compatible, served with vLLM or Ollama) has no per-token fee and keeps the data in-house. Every accuracy figure here is for gpt-oss-120b: a model change is re-evaluated on the same sets before it goes live.</w:t>
       </w:r>
     </w:p>
     <w:p>

--- a/docs/RydeResolve_Submission_Draft.docx
+++ b/docs/RydeResolve_Submission_Draft.docx
@@ -2606,6 +2606,21 @@
       <w:r>
         <w:rPr/>
         <w:t xml:space="preserve"> — each party's notice is built by code from the ruling's fields only, so it cannot state an amount the ruling did not make, and the dashboard shows it in English, Chinese, Malay or Tamil without another model call.</w:t>
+      </w:r>
+    </w:p>
+    <w:p>
+      <w:pPr>
+        <w:pStyle w:val="ListBullet"/>
+      </w:pPr>
+      <w:r>
+        <w:rPr>
+          <w:b/>
+        </w:rPr>
+        <w:t>Tone read, never weighed</w:t>
+      </w:r>
+      <w:r>
+        <w:rPr/>
+        <w:t xml:space="preserve"> — code labels each chat message (frustrated, angry, distress; agree, object, apology, promise) and a model re-checks only the doubtful ones (sarcasm, negation, other languages). Reviewers see the tags on the review desk and an upset party’s notice opens with one acknowledging line, but the advocates and the Judge never see them: who sounded angrier is not evidence. Fairness notes a ruling on a fare, fee or refund whose reasons lean on a party’s manner.</w:t>
       </w:r>
     </w:p>
     <w:p>

--- a/docs/RydeResolve_Submission_Draft.docx
+++ b/docs/RydeResolve_Submission_Draft.docx
@@ -3859,7 +3859,7 @@
               <w:rPr>
                 <w:sz w:val="19"/>
               </w:rPr>
-              <w:t>Samples DISP-001..003 3/3; blind sets 10/12 and 25/30; 52-case regression 44/52, 0 wrong payouts</w:t>
+              <w:t>Samples DISP-001..003 3/3; blind sets 10/12 and 25/30; 52-case regression 44/52, 0 wrong payouts; on the submitted code (16 Oct) 45/52 with 5 wrong automatic rulings (D59)</w:t>
             </w:r>
           </w:p>
         </w:tc>
@@ -3917,7 +3917,7 @@
       </w:pPr>
       <w:r>
         <w:rPr/>
-        <w:t>Money safety — the organisers' samples all right; 44 of 52 regression cases right with no wrong payout, every miss a hand-off to a person; 25 of 30 on the official-format blind set, whose wrong payouts (a route refund that included tolls and time, an upheld claim with no amount) were fixed in code and re-run. Before v2.1, 2 wrong payouts of S$8.00 in 101 runs; every wrong payout and its fix is logged in docs/08.</w:t>
+        <w:t>Money safety — the organisers' samples all right; 44 of 52 regression cases right with no wrong payout, every miss a hand-off to a person; 25 of 30 on the official-format blind set, whose wrong payouts (a route refund that included tolls and time, an upheld claim with no amount) were fixed in code and re-run. Before v2.1, 2 wrong payouts of S$8.00 in 101 runs; every wrong payout and its fix is logged in docs/08. A re-run of the 52 on the submitted code (16/10) gave 45/52, but five automatic rulings were wrong: three cases with a logged data problem that must go to a person (F2-12, F2-16, F2-17), a S$3.10 route refund (RD-002) and a short driver award (F2-15). The Code Judge catches a questioned record only when the Judge lists it; the same slip shows on the earlier code about one run in two. A prompt line from that day that made it worse is removed; the next fix checks the record in code (D59).</w:t>
       </w:r>
     </w:p>
     <w:p>
@@ -4005,7 +4005,7 @@
         <w:rPr>
           <w:b/>
         </w:rPr>
-        <w:t>README: updated 2026-10-15 with Policy v2.1, the organisers' samples and the regression.</w:t>
+        <w:t>README: updated 2026-10-16 (D55-D59) with Policy v2.1, the organisers' samples and the regression.</w:t>
       </w:r>
     </w:p>
     <w:p>
